--- a/skills/phong-vattu/assets/to-trinh-kqlcnt-vattu.docx
+++ b/skills/phong-vattu/assets/to-trinh-kqlcnt-vattu.docx
@@ -22,9 +22,9 @@
       <w:r>
         <w:rPr>
           <w:rFonts w:ascii="Times New Roman" w:hAnsi="Times New Roman" w:cs="Times New Roman"/>
-          <w:sz w:val="26"/>
-          <w:szCs w:val="26"/>
-          <w:b/>
+          <w:b/>
+          <w:sz w:val="26"/>
+          <w:szCs w:val="26"/>
         </w:rPr>
         <w:t xml:space="preserve">BỆNH VIỆN ĐA KHOA TỈNH</w:t>
       </w:r>
@@ -49,9 +49,9 @@
       <w:r>
         <w:rPr>
           <w:rFonts w:ascii="Times New Roman" w:hAnsi="Times New Roman" w:cs="Times New Roman"/>
-          <w:sz w:val="26"/>
-          <w:szCs w:val="26"/>
-          <w:b/>
+          <w:b/>
+          <w:sz w:val="26"/>
+          <w:szCs w:val="26"/>
         </w:rPr>
         <w:t xml:space="preserve">CỘNG HOÀ XÃ HỘI CHỦ NGHĨA VIỆT NAM</w:t>
       </w:r>
@@ -63,17 +63,17 @@
       <w:r>
         <w:rPr>
           <w:rFonts w:ascii="Times New Roman" w:hAnsi="Times New Roman" w:cs="Times New Roman"/>
+          <w:b/>
           <w:sz w:val="28"/>
           <w:szCs w:val="28"/>
-          <w:b/>
         </w:rPr>
         <w:t xml:space="preserve">Độc lập - Tự do - Hạnh phúc</w:t>
       </w:r>
     </w:p>
     <w:p>
       <w:pPr>
-        <w:jc w:val="center"/>
         <w:spacing w:before="120"/>
+        <w:jc w:val="center"/>
       </w:pPr>
       <w:r>
         <w:rPr>
@@ -102,18 +102,12 @@
         </w:rPr>
         <w:t xml:space="preserve"/>
       </w:r>
-    </w:p>
-    <w:p>
-      <w:pPr>
-        <w:jc w:val="center"/>
-        <w:spacing w:before="360"/>
-      </w:pPr>
-      <w:r>
-        <w:rPr>
-          <w:rFonts w:ascii="Times New Roman" w:hAnsi="Times New Roman" w:cs="Times New Roman"/>
+      <w:r>
+        <w:rPr>
+          <w:rFonts w:ascii="Times New Roman" w:hAnsi="Times New Roman" w:cs="Times New Roman"/>
+          <w:b/>
           <w:sz w:val="28"/>
           <w:szCs w:val="28"/>
-          <w:b/>
         </w:rPr>
         <w:t xml:space="preserve">TỜ TRÌNH</w:t>
       </w:r>
@@ -125,9 +119,9 @@
       <w:r>
         <w:rPr>
           <w:rFonts w:ascii="Times New Roman" w:hAnsi="Times New Roman" w:cs="Times New Roman"/>
-          <w:sz w:val="26"/>
-          <w:szCs w:val="26"/>
-          <w:b/>
+          <w:b/>
+          <w:sz w:val="26"/>
+          <w:szCs w:val="26"/>
         </w:rPr>
         <w:t xml:space="preserve">V/v đề nghị phê duyệt kết quả lựa chọn nhà thầu qua mạng</w:t>
       </w:r>
@@ -139,9 +133,9 @@
       <w:r>
         <w:rPr>
           <w:rFonts w:ascii="Times New Roman" w:hAnsi="Times New Roman" w:cs="Times New Roman"/>
-          <w:sz w:val="26"/>
-          <w:szCs w:val="26"/>
-          <w:b/>
+          <w:b/>
+          <w:sz w:val="26"/>
+          <w:szCs w:val="26"/>
         </w:rPr>
         <w:t xml:space="preserve">gói thầu: Mua sắm băng ghim và dụng cụ cắt khâu nối dùng trong phẫu thuật phục vụ công tác chuyên môn tại Bệnh viện đa khoa tỉnh Phú Thọ</w:t>
       </w:r>
@@ -153,17 +147,17 @@
       <w:r>
         <w:rPr>
           <w:rFonts w:ascii="Times New Roman" w:hAnsi="Times New Roman" w:cs="Times New Roman"/>
-          <w:sz w:val="26"/>
-          <w:szCs w:val="26"/>
-          <w:b/>
-        </w:rPr>
-        <w:t xml:space="preserve"/>
-      </w:r>
-    </w:p>
-    <w:p>
-      <w:pPr>
-        <w:ind w:first-line="327"/>
+          <w:b/>
+          <w:sz w:val="26"/>
+          <w:szCs w:val="26"/>
+        </w:rPr>
+        <w:t xml:space="preserve"/>
+      </w:r>
+    </w:p>
+    <w:p>
+      <w:pPr>
         <w:spacing w:after="240"/>
+        <w:ind w:firstLine="327"/>
       </w:pPr>
       <w:r>
         <w:rPr>
@@ -185,17 +179,17 @@
       <w:r>
         <w:rPr>
           <w:rFonts w:ascii="Times New Roman" w:hAnsi="Times New Roman" w:cs="Times New Roman"/>
-          <w:sz w:val="26"/>
-          <w:szCs w:val="26"/>
-          <w:b/>
+          <w:b/>
+          <w:sz w:val="26"/>
+          <w:szCs w:val="26"/>
         </w:rPr>
         <w:t xml:space="preserve">Căn cứ pháp lý</w:t>
       </w:r>
     </w:p>
     <w:p>
       <w:pPr>
-        <w:jc w:val="both"/>
-        <w:ind w:first-line="567"/>
+        <w:ind w:firstLine="567"/>
+        <w:jc w:val="both"/>
       </w:pPr>
       <w:r>
         <w:rPr>
@@ -208,8 +202,8 @@
     </w:p>
     <w:p>
       <w:pPr>
-        <w:jc w:val="both"/>
-        <w:ind w:first-line="567"/>
+        <w:ind w:firstLine="567"/>
+        <w:jc w:val="both"/>
       </w:pPr>
       <w:r>
         <w:rPr>
@@ -222,8 +216,8 @@
     </w:p>
     <w:p>
       <w:pPr>
-        <w:jc w:val="both"/>
-        <w:ind w:first-line="567"/>
+        <w:ind w:firstLine="567"/>
+        <w:jc w:val="both"/>
       </w:pPr>
       <w:r>
         <w:rPr>
@@ -236,8 +230,8 @@
     </w:p>
     <w:p>
       <w:pPr>
-        <w:jc w:val="both"/>
-        <w:ind w:first-line="567"/>
+        <w:ind w:firstLine="567"/>
+        <w:jc w:val="both"/>
       </w:pPr>
       <w:r>
         <w:rPr>
@@ -250,8 +244,8 @@
     </w:p>
     <w:p>
       <w:pPr>
-        <w:jc w:val="both"/>
-        <w:ind w:first-line="567"/>
+        <w:ind w:firstLine="567"/>
+        <w:jc w:val="both"/>
       </w:pPr>
       <w:r>
         <w:rPr>
@@ -264,8 +258,8 @@
     </w:p>
     <w:p>
       <w:pPr>
-        <w:jc w:val="both"/>
-        <w:ind w:first-line="567"/>
+        <w:ind w:firstLine="567"/>
+        <w:jc w:val="both"/>
       </w:pPr>
       <w:r>
         <w:rPr>
@@ -278,8 +272,8 @@
     </w:p>
     <w:p>
       <w:pPr>
-        <w:jc w:val="both"/>
-        <w:ind w:first-line="567"/>
+        <w:ind w:firstLine="567"/>
+        <w:jc w:val="both"/>
       </w:pPr>
       <w:r>
         <w:rPr>
@@ -292,8 +286,8 @@
     </w:p>
     <w:p>
       <w:pPr>
-        <w:jc w:val="both"/>
-        <w:ind w:first-line="567"/>
+        <w:ind w:firstLine="567"/>
+        <w:jc w:val="both"/>
       </w:pPr>
       <w:r>
         <w:rPr>
@@ -306,8 +300,8 @@
     </w:p>
     <w:p>
       <w:pPr>
-        <w:jc w:val="both"/>
-        <w:ind w:first-line="567"/>
+        <w:ind w:firstLine="567"/>
+        <w:jc w:val="both"/>
       </w:pPr>
       <w:r>
         <w:rPr>
@@ -320,8 +314,8 @@
     </w:p>
     <w:p>
       <w:pPr>
-        <w:jc w:val="both"/>
-        <w:ind w:first-line="567"/>
+        <w:ind w:firstLine="567"/>
+        <w:jc w:val="both"/>
       </w:pPr>
       <w:r>
         <w:rPr>
@@ -334,8 +328,8 @@
     </w:p>
     <w:p>
       <w:pPr>
-        <w:jc w:val="both"/>
-        <w:ind w:first-line="567"/>
+        <w:ind w:firstLine="567"/>
+        <w:jc w:val="both"/>
       </w:pPr>
       <w:r>
         <w:rPr>
@@ -348,8 +342,8 @@
     </w:p>
     <w:p>
       <w:pPr>
-        <w:jc w:val="both"/>
-        <w:ind w:first-line="567"/>
+        <w:ind w:firstLine="567"/>
+        <w:jc w:val="both"/>
       </w:pPr>
       <w:r>
         <w:rPr>
@@ -362,8 +356,8 @@
     </w:p>
     <w:p>
       <w:pPr>
-        <w:jc w:val="both"/>
-        <w:ind w:first-line="567"/>
+        <w:ind w:firstLine="567"/>
+        <w:jc w:val="both"/>
       </w:pPr>
       <w:r>
         <w:rPr>
@@ -376,8 +370,8 @@
     </w:p>
     <w:p>
       <w:pPr>
-        <w:jc w:val="both"/>
-        <w:ind w:first-line="567"/>
+        <w:ind w:firstLine="567"/>
+        <w:jc w:val="both"/>
       </w:pPr>
       <w:r>
         <w:rPr>
@@ -390,8 +384,8 @@
     </w:p>
     <w:p>
       <w:pPr>
-        <w:jc w:val="both"/>
-        <w:ind w:first-line="567"/>
+        <w:ind w:firstLine="567"/>
+        <w:jc w:val="both"/>
       </w:pPr>
       <w:r>
         <w:rPr>
@@ -404,8 +398,8 @@
     </w:p>
     <w:p>
       <w:pPr>
-        <w:jc w:val="both"/>
-        <w:ind w:first-line="567"/>
+        <w:ind w:firstLine="567"/>
+        <w:jc w:val="both"/>
       </w:pPr>
       <w:r>
         <w:rPr>
@@ -418,8 +412,8 @@
     </w:p>
     <w:p>
       <w:pPr>
-        <w:jc w:val="both"/>
-        <w:ind w:first-line="567"/>
+        <w:ind w:firstLine="567"/>
+        <w:jc w:val="both"/>
       </w:pPr>
       <w:r>
         <w:rPr>
@@ -432,8 +426,8 @@
     </w:p>
     <w:p>
       <w:pPr>
-        <w:jc w:val="both"/>
-        <w:ind w:first-line="567"/>
+        <w:ind w:firstLine="567"/>
+        <w:jc w:val="both"/>
       </w:pPr>
       <w:r>
         <w:rPr>
@@ -446,8 +440,8 @@
     </w:p>
     <w:p>
       <w:pPr>
-        <w:jc w:val="both"/>
-        <w:ind w:first-line="567"/>
+        <w:ind w:firstLine="567"/>
+        <w:jc w:val="both"/>
       </w:pPr>
       <w:r>
         <w:rPr>
@@ -460,8 +454,8 @@
     </w:p>
     <w:p>
       <w:pPr>
-        <w:jc w:val="both"/>
-        <w:ind w:first-line="567"/>
+        <w:ind w:firstLine="567"/>
+        <w:jc w:val="both"/>
       </w:pPr>
       <w:r>
         <w:rPr>
@@ -476,8 +470,8 @@
     </w:p>
     <w:p>
       <w:pPr>
-        <w:jc w:val="both"/>
-        <w:ind w:first-line="567"/>
+        <w:ind w:firstLine="567"/>
+        <w:jc w:val="both"/>
       </w:pPr>
       <w:r>
         <w:rPr>
@@ -490,8 +484,8 @@
     </w:p>
     <w:p>
       <w:pPr>
-        <w:jc w:val="both"/>
-        <w:ind w:first-line="567"/>
+        <w:ind w:firstLine="567"/>
+        <w:jc w:val="both"/>
       </w:pPr>
       <w:r>
         <w:rPr>
@@ -504,8 +498,8 @@
     </w:p>
     <w:p>
       <w:pPr>
-        <w:jc w:val="both"/>
-        <w:ind w:first-line="567"/>
+        <w:ind w:firstLine="567"/>
+        <w:jc w:val="both"/>
       </w:pPr>
       <w:r>
         <w:rPr>
@@ -518,8 +512,8 @@
     </w:p>
     <w:p>
       <w:pPr>
-        <w:jc w:val="both"/>
-        <w:ind w:first-line="567"/>
+        <w:ind w:firstLine="567"/>
+        <w:jc w:val="both"/>
       </w:pPr>
       <w:r>
         <w:rPr>
@@ -532,8 +526,8 @@
     </w:p>
     <w:p>
       <w:pPr>
-        <w:jc w:val="both"/>
-        <w:ind w:first-line="567"/>
+        <w:ind w:firstLine="567"/>
+        <w:jc w:val="both"/>
       </w:pPr>
       <w:r>
         <w:rPr>
@@ -546,8 +540,8 @@
     </w:p>
     <w:p>
       <w:pPr>
-        <w:jc w:val="both"/>
-        <w:ind w:first-line="567"/>
+        <w:ind w:firstLine="567"/>
+        <w:jc w:val="both"/>
       </w:pPr>
       <w:r>
         <w:rPr>
@@ -560,16 +554,16 @@
     </w:p>
     <w:p>
       <w:pPr>
-        <w:jc w:val="both"/>
-        <w:ind w:first-line="567"/>
         <w:spacing w:before="120"/>
-      </w:pPr>
-      <w:r>
-        <w:rPr>
-          <w:rFonts w:ascii="Times New Roman" w:hAnsi="Times New Roman" w:cs="Times New Roman"/>
-          <w:sz w:val="26"/>
-          <w:szCs w:val="26"/>
-          <w:b/>
+        <w:ind w:firstLine="567"/>
+        <w:jc w:val="both"/>
+      </w:pPr>
+      <w:r>
+        <w:rPr>
+          <w:rFonts w:ascii="Times New Roman" w:hAnsi="Times New Roman" w:cs="Times New Roman"/>
+          <w:b/>
+          <w:sz w:val="26"/>
+          <w:szCs w:val="26"/>
         </w:rPr>
         <w:t xml:space="preserve"/>
         <w:tab/>
@@ -713,15 +707,15 @@
     </w:p>
     <w:p>
       <w:pPr>
-        <w:jc w:val="both"/>
         <w:spacing w:before="120"/>
-      </w:pPr>
-      <w:r>
-        <w:rPr>
-          <w:rFonts w:ascii="Times New Roman" w:hAnsi="Times New Roman" w:cs="Times New Roman"/>
-          <w:sz w:val="26"/>
-          <w:szCs w:val="26"/>
-          <w:b/>
+        <w:jc w:val="both"/>
+      </w:pPr>
+      <w:r>
+        <w:rPr>
+          <w:rFonts w:ascii="Times New Roman" w:hAnsi="Times New Roman" w:cs="Times New Roman"/>
+          <w:b/>
+          <w:sz w:val="26"/>
+          <w:szCs w:val="26"/>
         </w:rPr>
         <w:t xml:space="preserve"/>
         <w:tab/>
@@ -915,9 +909,9 @@
       <w:r>
         <w:rPr>
           <w:rFonts w:ascii="Times New Roman" w:hAnsi="Times New Roman" w:cs="Times New Roman"/>
-          <w:sz w:val="26"/>
-          <w:szCs w:val="26"/>
-          <w:b/>
+          <w:b/>
+          <w:sz w:val="26"/>
+          <w:szCs w:val="26"/>
         </w:rPr>
         <w:t xml:space="preserve"/>
         <w:tab/>
@@ -946,9 +940,9 @@
       <w:r>
         <w:rPr>
           <w:rFonts w:ascii="Times New Roman" w:hAnsi="Times New Roman" w:cs="Times New Roman"/>
-          <w:sz w:val="26"/>
-          <w:szCs w:val="26"/>
-          <w:b/>
+          <w:b/>
+          <w:sz w:val="26"/>
+          <w:szCs w:val="26"/>
         </w:rPr>
         <w:t xml:space="preserve">Stt</w:t>
       </w:r>
@@ -960,9 +954,9 @@
       <w:r>
         <w:rPr>
           <w:rFonts w:ascii="Times New Roman" w:hAnsi="Times New Roman" w:cs="Times New Roman"/>
-          <w:sz w:val="26"/>
-          <w:szCs w:val="26"/>
-          <w:b/>
+          <w:b/>
+          <w:sz w:val="26"/>
+          <w:szCs w:val="26"/>
         </w:rPr>
         <w:t xml:space="preserve">Nội dung</w:t>
       </w:r>
@@ -974,9 +968,9 @@
       <w:r>
         <w:rPr>
           <w:rFonts w:ascii="Times New Roman" w:hAnsi="Times New Roman" w:cs="Times New Roman"/>
-          <w:sz w:val="26"/>
-          <w:szCs w:val="26"/>
-          <w:b/>
+          <w:b/>
+          <w:sz w:val="26"/>
+          <w:szCs w:val="26"/>
         </w:rPr>
         <w:t xml:space="preserve">Thời gian thực hiện</w:t>
       </w:r>
@@ -1191,8 +1185,8 @@
     </w:p>
     <w:p>
       <w:pPr>
-        <w:jc w:val="both"/>
         <w:spacing w:before="120"/>
+        <w:jc w:val="both"/>
       </w:pPr>
       <w:r>
         <w:rPr>
@@ -1207,15 +1201,15 @@
     </w:p>
     <w:p>
       <w:pPr>
-        <w:jc w:val="both"/>
-        <w:ind w:first-line="720"/>
-      </w:pPr>
-      <w:r>
-        <w:rPr>
-          <w:rFonts w:ascii="Times New Roman" w:hAnsi="Times New Roman" w:cs="Times New Roman"/>
-          <w:sz w:val="26"/>
-          <w:szCs w:val="26"/>
-          <w:b/>
+        <w:ind w:firstLine="720"/>
+        <w:jc w:val="both"/>
+      </w:pPr>
+      <w:r>
+        <w:rPr>
+          <w:rFonts w:ascii="Times New Roman" w:hAnsi="Times New Roman" w:cs="Times New Roman"/>
+          <w:b/>
+          <w:sz w:val="26"/>
+          <w:szCs w:val="26"/>
         </w:rPr>
         <w:t xml:space="preserve">5. Kiến nghị</w:t>
         <w:tab/>
@@ -1239,39 +1233,39 @@
     </w:p>
     <w:p>
       <w:pPr>
-        <w:jc w:val="both"/>
         <w:ind w:left="750"/>
-      </w:pPr>
-      <w:r>
-        <w:rPr>
-          <w:rFonts w:ascii="Times New Roman" w:hAnsi="Times New Roman" w:cs="Times New Roman"/>
-          <w:sz w:val="26"/>
-          <w:szCs w:val="26"/>
-          <w:b/>
+        <w:jc w:val="both"/>
+      </w:pPr>
+      <w:r>
+        <w:rPr>
+          <w:rFonts w:ascii="Times New Roman" w:hAnsi="Times New Roman" w:cs="Times New Roman"/>
+          <w:b/>
+          <w:sz w:val="26"/>
+          <w:szCs w:val="26"/>
         </w:rPr>
         <w:t xml:space="preserve">5.1 Thông tin nhà thầu trúng thầu:</w:t>
       </w:r>
     </w:p>
     <w:p>
       <w:pPr>
-        <w:jc w:val="both"/>
         <w:ind w:left="750"/>
-      </w:pPr>
-      <w:r>
-        <w:rPr>
-          <w:rFonts w:ascii="Times New Roman" w:hAnsi="Times New Roman" w:cs="Times New Roman"/>
+        <w:jc w:val="both"/>
+      </w:pPr>
+      <w:r>
+        <w:rPr>
+          <w:rFonts w:ascii="Times New Roman" w:hAnsi="Times New Roman" w:cs="Times New Roman"/>
+          <w:b/>
           <w:sz w:val="20"/>
           <w:szCs w:val="20"/>
-          <w:b/>
         </w:rPr>
         <w:t xml:space="preserve">TTTên nhà thầuMã nhà thầuGiá dự thầuGiá dự thầu sau hiệu chỉnh sai lệch thừa (nếu có), giảm giá (nếu có)Điểm kỹ thuật (nếu có)Giá đánh giá (nếu có)Giá trúng thầuThời gian thực hiện gói thầuThời gian thực hiện hợp đồngCác nội dung khác (nếu có)</w:t>
       </w:r>
       <w:r>
         <w:rPr>
           <w:rFonts w:ascii="Times New Roman" w:hAnsi="Times New Roman" w:cs="Times New Roman"/>
+          <w:b/>
           <w:sz w:val="20"/>
           <w:szCs w:val="20"/>
-          <w:b/>
         </w:rPr>
         <w:t xml:space="preserve"/>
       </w:r>
@@ -1326,326 +1320,326 @@
       <w:r>
         <w:rPr>
           <w:rFonts w:ascii="Times New Roman" w:hAnsi="Times New Roman" w:cs="Times New Roman"/>
-          <w:sz w:val="26"/>
-          <w:szCs w:val="26"/>
-          <w:b/>
-        </w:rPr>
-        <w:t xml:space="preserve"/>
-      </w:r>
-    </w:p>
-    <w:p>
-      <w:pPr>
-        <w:jc w:val="both"/>
+          <w:b/>
+          <w:sz w:val="26"/>
+          <w:szCs w:val="26"/>
+        </w:rPr>
+        <w:t xml:space="preserve"/>
+      </w:r>
+    </w:p>
+    <w:p>
+      <w:pPr>
+        <w:spacing w:after="120"/>
         <w:ind w:left="750"/>
+        <w:jc w:val="both"/>
+      </w:pPr>
+      <w:r>
+        <w:rPr>
+          <w:rFonts w:ascii="Times New Roman" w:hAnsi="Times New Roman" w:cs="Times New Roman"/>
+          <w:b/>
+          <w:sz w:val="26"/>
+          <w:szCs w:val="26"/>
+        </w:rPr>
+        <w:t xml:space="preserve">5.2 Thông tin về hàng hóa, thiết bị trúng thầu:</w:t>
+      </w:r>
+    </w:p>
+    <w:p>
+      <w:pPr>
+        <w:jc w:val="center"/>
+      </w:pPr>
+      <w:r>
+        <w:rPr>
+          <w:rFonts w:ascii="Times New Roman" w:hAnsi="Times New Roman" w:cs="Times New Roman"/>
+          <w:b/>
+          <w:spacing w:val="-4"/>
+          <w:sz w:val="16"/>
+          <w:szCs w:val="16"/>
+        </w:rPr>
+        <w:t xml:space="preserve">TTTên hàng hóaKý mã hiệuNhãn hiệuNăm sản xuấtXuất xứHãng sản xuấtCấu hình, tính năng kỹ thuật cơ bảnĐơn vị tínhKhối lượngMã HSĐơn giá trúng thầu (VND)</w:t>
+      </w:r>
+      <w:r>
+        <w:rPr>
+          <w:rFonts w:ascii="Times New Roman" w:hAnsi="Times New Roman" w:cs="Times New Roman"/>
+          <w:sz w:val="16"/>
+          <w:szCs w:val="16"/>
+        </w:rPr>
+        <w:t xml:space="preserve"/>
+      </w:r>
+      <w:r>
+        <w:rPr>
+          <w:rFonts w:ascii="Times New Roman" w:hAnsi="Times New Roman" w:cs="Times New Roman"/>
+          <w:spacing w:val="-4"/>
+          <w:sz w:val="16"/>
+          <w:szCs w:val="16"/>
+        </w:rPr>
+        <w:t xml:space="preserve">1</w:t>
+      </w:r>
+      <w:r>
+        <w:rPr>
+          <w:rFonts w:ascii="Times New Roman" w:hAnsi="Times New Roman" w:cs="Times New Roman"/>
+          <w:color w:val="000000"/>
+          <w:sz w:val="16"/>
+          <w:szCs w:val="16"/>
+        </w:rPr>
+        <w:t xml:space="preserve">{{VT_1_TEN}}{{VT_1_KY_MA_HIEU}}{{VT_1_NHAN_HIEU}}{{NAM_SX}}{{NUOC_SX}}{{HANG_SX}}{{VT_1_TCKT}}</w:t>
+      </w:r>
+      <w:r>
+        <w:rPr>
+          <w:rFonts w:ascii="Times New Roman" w:hAnsi="Times New Roman" w:cs="Times New Roman"/>
+          <w:sz w:val="16"/>
+          <w:szCs w:val="16"/>
+        </w:rPr>
+        <w:t xml:space="preserve">Cái</w:t>
+      </w:r>
+      <w:r>
+        <w:rPr>
+          <w:rFonts w:ascii="Times New Roman" w:hAnsi="Times New Roman" w:cs="Times New Roman"/>
+          <w:spacing w:val="-4"/>
+          <w:sz w:val="16"/>
+          <w:szCs w:val="16"/>
+        </w:rPr>
+        <w:t xml:space="preserve">110</w:t>
+      </w:r>
+      <w:r>
+        <w:rPr>
+          <w:rFonts w:ascii="Times New Roman" w:hAnsi="Times New Roman" w:cs="Times New Roman"/>
+          <w:color w:val="000000"/>
+          <w:sz w:val="16"/>
+          <w:szCs w:val="16"/>
+        </w:rPr>
+        <w:t xml:space="preserve">{{VT_1_DON_GIA}}</w:t>
+      </w:r>
+      <w:r>
+        <w:rPr>
+          <w:rFonts w:ascii="Times New Roman" w:hAnsi="Times New Roman" w:cs="Times New Roman"/>
+          <w:sz w:val="16"/>
+          <w:szCs w:val="16"/>
+        </w:rPr>
+        <w:t xml:space="preserve"/>
+      </w:r>
+      <w:r>
+        <w:rPr>
+          <w:rFonts w:ascii="Times New Roman" w:hAnsi="Times New Roman" w:cs="Times New Roman"/>
+          <w:spacing w:val="-4"/>
+          <w:sz w:val="16"/>
+          <w:szCs w:val="16"/>
+        </w:rPr>
+        <w:t xml:space="preserve">2</w:t>
+      </w:r>
+      <w:r>
+        <w:rPr>
+          <w:rFonts w:ascii="Times New Roman" w:hAnsi="Times New Roman" w:cs="Times New Roman"/>
+          <w:color w:val="000000"/>
+          <w:sz w:val="16"/>
+          <w:szCs w:val="16"/>
+        </w:rPr>
+        <w:t xml:space="preserve">{{VT_2_TEN}}{{VT_2_KY_MA_HIEU}}</w:t>
+      </w:r>
+    </w:p>
+    <w:p>
+      <w:pPr>
+        <w:jc w:val="center"/>
+      </w:pPr>
+      <w:r>
+        <w:rPr>
+          <w:rFonts w:ascii="Times New Roman" w:hAnsi="Times New Roman" w:cs="Times New Roman"/>
+          <w:color w:val="000000"/>
+          <w:sz w:val="16"/>
+          <w:szCs w:val="16"/>
+        </w:rPr>
+        <w:t xml:space="preserve">{{VT_2_NHAN_HIEU}}{{NAM_SX}}{{NUOC_SX}}{{HANG_SX}}{{VT_2_TCKT}}</w:t>
+      </w:r>
+      <w:r>
+        <w:rPr>
+          <w:rFonts w:ascii="Times New Roman" w:hAnsi="Times New Roman" w:cs="Times New Roman"/>
+          <w:sz w:val="16"/>
+          <w:szCs w:val="16"/>
+        </w:rPr>
+        <w:t xml:space="preserve">Cái</w:t>
+      </w:r>
+      <w:r>
+        <w:rPr>
+          <w:rFonts w:ascii="Times New Roman" w:hAnsi="Times New Roman" w:cs="Times New Roman"/>
+          <w:spacing w:val="-4"/>
+          <w:sz w:val="16"/>
+          <w:szCs w:val="16"/>
+        </w:rPr>
+        <w:t xml:space="preserve">20</w:t>
+      </w:r>
+      <w:r>
+        <w:rPr>
+          <w:rFonts w:ascii="Times New Roman" w:hAnsi="Times New Roman" w:cs="Times New Roman"/>
+          <w:color w:val="000000"/>
+          <w:sz w:val="16"/>
+          <w:szCs w:val="16"/>
+        </w:rPr>
+        <w:t xml:space="preserve">{{VT_2_DON_GIA}}</w:t>
+      </w:r>
+      <w:r>
+        <w:rPr>
+          <w:rFonts w:ascii="Times New Roman" w:hAnsi="Times New Roman" w:cs="Times New Roman"/>
+          <w:sz w:val="16"/>
+          <w:szCs w:val="16"/>
+        </w:rPr>
+        <w:t xml:space="preserve"/>
+      </w:r>
+      <w:r>
+        <w:rPr>
+          <w:rFonts w:ascii="Times New Roman" w:hAnsi="Times New Roman" w:cs="Times New Roman"/>
+          <w:spacing w:val="-4"/>
+          <w:sz w:val="16"/>
+          <w:szCs w:val="16"/>
+        </w:rPr>
+        <w:t xml:space="preserve">3</w:t>
+      </w:r>
+      <w:r>
+        <w:rPr>
+          <w:rFonts w:ascii="Times New Roman" w:hAnsi="Times New Roman" w:cs="Times New Roman"/>
+          <w:color w:val="000000"/>
+          <w:sz w:val="16"/>
+          <w:szCs w:val="16"/>
+        </w:rPr>
+        <w:t xml:space="preserve">{{VT_3_TEN}}{{VT_3_KY_MA_HIEU}}</w:t>
+      </w:r>
+    </w:p>
+    <w:p>
+      <w:pPr>
+        <w:jc w:val="center"/>
+      </w:pPr>
+      <w:r>
+        <w:rPr>
+          <w:rFonts w:ascii="Times New Roman" w:hAnsi="Times New Roman" w:cs="Times New Roman"/>
+          <w:color w:val="000000"/>
+          <w:sz w:val="16"/>
+          <w:szCs w:val="16"/>
+        </w:rPr>
+        <w:t xml:space="preserve"/>
+      </w:r>
+    </w:p>
+    <w:p>
+      <w:pPr>
+        <w:jc w:val="center"/>
+      </w:pPr>
+      <w:r>
+        <w:rPr>
+          <w:rFonts w:ascii="Times New Roman" w:hAnsi="Times New Roman" w:cs="Times New Roman"/>
+          <w:color w:val="000000"/>
+          <w:sz w:val="16"/>
+          <w:szCs w:val="16"/>
+        </w:rPr>
+        <w:t xml:space="preserve">{{VT_3_NHAN_HIEU}}{{NAM_SX}}{{NUOC_SX}}{{HANG_SX}}{{VT_3_TCKT}}</w:t>
+      </w:r>
+      <w:r>
+        <w:rPr>
+          <w:rFonts w:ascii="Times New Roman" w:hAnsi="Times New Roman" w:cs="Times New Roman"/>
+          <w:sz w:val="16"/>
+          <w:szCs w:val="16"/>
+        </w:rPr>
+        <w:t xml:space="preserve">Cái</w:t>
+      </w:r>
+      <w:r>
+        <w:rPr>
+          <w:rFonts w:ascii="Times New Roman" w:hAnsi="Times New Roman" w:cs="Times New Roman"/>
+          <w:spacing w:val="-4"/>
+          <w:sz w:val="16"/>
+          <w:szCs w:val="16"/>
+        </w:rPr>
+        <w:t xml:space="preserve">5</w:t>
+      </w:r>
+      <w:r>
+        <w:rPr>
+          <w:rFonts w:ascii="Times New Roman" w:hAnsi="Times New Roman" w:cs="Times New Roman"/>
+          <w:color w:val="000000"/>
+          <w:sz w:val="16"/>
+          <w:szCs w:val="16"/>
+        </w:rPr>
+        <w:t xml:space="preserve">{{VT_3_DON_GIA}}</w:t>
+      </w:r>
+      <w:r>
+        <w:rPr>
+          <w:rFonts w:ascii="Times New Roman" w:hAnsi="Times New Roman" w:cs="Times New Roman"/>
+          <w:sz w:val="16"/>
+          <w:szCs w:val="16"/>
+        </w:rPr>
+        <w:t xml:space="preserve"/>
+      </w:r>
+      <w:r>
+        <w:rPr>
+          <w:rFonts w:ascii="Times New Roman" w:hAnsi="Times New Roman" w:cs="Times New Roman"/>
+          <w:spacing w:val="-4"/>
+          <w:sz w:val="16"/>
+          <w:szCs w:val="16"/>
+        </w:rPr>
+        <w:t xml:space="preserve">4</w:t>
+      </w:r>
+      <w:r>
+        <w:rPr>
+          <w:rFonts w:ascii="Times New Roman" w:hAnsi="Times New Roman" w:cs="Times New Roman"/>
+          <w:color w:val="000000"/>
+          <w:sz w:val="16"/>
+          <w:szCs w:val="16"/>
+        </w:rPr>
+        <w:t xml:space="preserve">{{VT_4_TEN}}{{VT_4_KY_MA_HIEU}}, </w:t>
+      </w:r>
+    </w:p>
+    <w:p>
+      <w:pPr>
+        <w:jc w:val="center"/>
+      </w:pPr>
+      <w:r>
+        <w:rPr>
+          <w:rFonts w:ascii="Times New Roman" w:hAnsi="Times New Roman" w:cs="Times New Roman"/>
+          <w:color w:val="000000"/>
+          <w:sz w:val="16"/>
+          <w:szCs w:val="16"/>
+        </w:rPr>
+        <w:t xml:space="preserve"/>
+      </w:r>
+    </w:p>
+    <w:p>
+      <w:pPr>
+        <w:jc w:val="center"/>
+      </w:pPr>
+      <w:r>
+        <w:rPr>
+          <w:rFonts w:ascii="Times New Roman" w:hAnsi="Times New Roman" w:cs="Times New Roman"/>
+          <w:color w:val="000000"/>
+          <w:sz w:val="16"/>
+          <w:szCs w:val="16"/>
+        </w:rPr>
+        <w:t xml:space="preserve"/>
+      </w:r>
+    </w:p>
+    <w:p>
+      <w:pPr>
         <w:spacing w:after="120"/>
-      </w:pPr>
-      <w:r>
-        <w:rPr>
-          <w:rFonts w:ascii="Times New Roman" w:hAnsi="Times New Roman" w:cs="Times New Roman"/>
-          <w:sz w:val="26"/>
-          <w:szCs w:val="26"/>
-          <w:b/>
-        </w:rPr>
-        <w:t xml:space="preserve">5.2 Thông tin về hàng hóa, thiết bị trúng thầu:</w:t>
-      </w:r>
-    </w:p>
-    <w:p>
-      <w:pPr>
-        <w:jc w:val="center"/>
-      </w:pPr>
-      <w:r>
-        <w:rPr>
-          <w:rFonts w:ascii="Times New Roman" w:hAnsi="Times New Roman" w:cs="Times New Roman"/>
-          <w:sz w:val="16"/>
-          <w:szCs w:val="16"/>
-          <w:b/>
+        <w:ind w:left="750"/>
+        <w:jc w:val="both"/>
+      </w:pPr>
+      <w:r>
+        <w:rPr>
+          <w:rFonts w:ascii="Times New Roman" w:hAnsi="Times New Roman" w:cs="Times New Roman"/>
+          <w:color w:val="000000"/>
+          <w:sz w:val="16"/>
+          <w:szCs w:val="16"/>
+        </w:rPr>
+        <w:t xml:space="preserve">{{VT_4_NHAN_HIEU}}{{NAM_SX}}{{NUOC_SX}}{{HANG_SX}}{{VT_4_TCKT}}Cái</w:t>
+      </w:r>
+      <w:r>
+        <w:rPr>
+          <w:rFonts w:ascii="Times New Roman" w:hAnsi="Times New Roman" w:cs="Times New Roman"/>
           <w:spacing w:val="-4"/>
-        </w:rPr>
-        <w:t xml:space="preserve">TTTên hàng hóaKý mã hiệuNhãn hiệuNăm sản xuấtXuất xứHãng sản xuấtCấu hình, tính năng kỹ thuật cơ bảnĐơn vị tínhKhối lượngMã HSĐơn giá trúng thầu (VND)</w:t>
-      </w:r>
-      <w:r>
-        <w:rPr>
-          <w:rFonts w:ascii="Times New Roman" w:hAnsi="Times New Roman" w:cs="Times New Roman"/>
-          <w:sz w:val="16"/>
-          <w:szCs w:val="16"/>
-        </w:rPr>
-        <w:t xml:space="preserve"/>
-      </w:r>
-      <w:r>
-        <w:rPr>
-          <w:rFonts w:ascii="Times New Roman" w:hAnsi="Times New Roman" w:cs="Times New Roman"/>
-          <w:sz w:val="16"/>
-          <w:szCs w:val="16"/>
-          <w:spacing w:val="-4"/>
-        </w:rPr>
-        <w:t xml:space="preserve">1</w:t>
-      </w:r>
-      <w:r>
-        <w:rPr>
-          <w:rFonts w:ascii="Times New Roman" w:hAnsi="Times New Roman" w:cs="Times New Roman"/>
-          <w:sz w:val="16"/>
-          <w:szCs w:val="16"/>
+          <w:sz w:val="16"/>
+          <w:szCs w:val="16"/>
+        </w:rPr>
+        <w:t xml:space="preserve">262</w:t>
+      </w:r>
+      <w:r>
+        <w:rPr>
+          <w:rFonts w:ascii="Times New Roman" w:hAnsi="Times New Roman" w:cs="Times New Roman"/>
           <w:color w:val="000000"/>
-        </w:rPr>
-        <w:t xml:space="preserve">{{VT_1_TEN}}{{VT_1_KY_MA_HIEU}}{{VT_1_NHAN_HIEU}}{{NAM_SX}}{{NUOC_SX}}{{HANG_SX}}{{VT_1_TCKT}}</w:t>
-      </w:r>
-      <w:r>
-        <w:rPr>
-          <w:rFonts w:ascii="Times New Roman" w:hAnsi="Times New Roman" w:cs="Times New Roman"/>
-          <w:sz w:val="16"/>
-          <w:szCs w:val="16"/>
-        </w:rPr>
-        <w:t xml:space="preserve">Cái</w:t>
-      </w:r>
-      <w:r>
-        <w:rPr>
-          <w:rFonts w:ascii="Times New Roman" w:hAnsi="Times New Roman" w:cs="Times New Roman"/>
-          <w:sz w:val="16"/>
-          <w:szCs w:val="16"/>
-          <w:spacing w:val="-4"/>
-        </w:rPr>
-        <w:t xml:space="preserve">110</w:t>
-      </w:r>
-      <w:r>
-        <w:rPr>
-          <w:rFonts w:ascii="Times New Roman" w:hAnsi="Times New Roman" w:cs="Times New Roman"/>
-          <w:sz w:val="16"/>
-          <w:szCs w:val="16"/>
-          <w:color w:val="000000"/>
-        </w:rPr>
-        <w:t xml:space="preserve">{{VT_1_DON_GIA}}</w:t>
-      </w:r>
-      <w:r>
-        <w:rPr>
-          <w:rFonts w:ascii="Times New Roman" w:hAnsi="Times New Roman" w:cs="Times New Roman"/>
-          <w:sz w:val="16"/>
-          <w:szCs w:val="16"/>
-        </w:rPr>
-        <w:t xml:space="preserve"/>
-      </w:r>
-      <w:r>
-        <w:rPr>
-          <w:rFonts w:ascii="Times New Roman" w:hAnsi="Times New Roman" w:cs="Times New Roman"/>
-          <w:sz w:val="16"/>
-          <w:szCs w:val="16"/>
-          <w:spacing w:val="-4"/>
-        </w:rPr>
-        <w:t xml:space="preserve">2</w:t>
-      </w:r>
-      <w:r>
-        <w:rPr>
-          <w:rFonts w:ascii="Times New Roman" w:hAnsi="Times New Roman" w:cs="Times New Roman"/>
-          <w:sz w:val="16"/>
-          <w:szCs w:val="16"/>
-          <w:color w:val="000000"/>
-        </w:rPr>
-        <w:t xml:space="preserve">{{VT_2_TEN}}{{VT_2_KY_MA_HIEU}}</w:t>
-      </w:r>
-    </w:p>
-    <w:p>
-      <w:pPr>
-        <w:jc w:val="center"/>
-      </w:pPr>
-      <w:r>
-        <w:rPr>
-          <w:rFonts w:ascii="Times New Roman" w:hAnsi="Times New Roman" w:cs="Times New Roman"/>
-          <w:sz w:val="16"/>
-          <w:szCs w:val="16"/>
-          <w:color w:val="000000"/>
-        </w:rPr>
-        <w:t xml:space="preserve">{{VT_2_NHAN_HIEU}}{{NAM_SX}}{{NUOC_SX}}{{HANG_SX}}{{VT_2_TCKT}}</w:t>
-      </w:r>
-      <w:r>
-        <w:rPr>
-          <w:rFonts w:ascii="Times New Roman" w:hAnsi="Times New Roman" w:cs="Times New Roman"/>
-          <w:sz w:val="16"/>
-          <w:szCs w:val="16"/>
-        </w:rPr>
-        <w:t xml:space="preserve">Cái</w:t>
-      </w:r>
-      <w:r>
-        <w:rPr>
-          <w:rFonts w:ascii="Times New Roman" w:hAnsi="Times New Roman" w:cs="Times New Roman"/>
-          <w:sz w:val="16"/>
-          <w:szCs w:val="16"/>
-          <w:spacing w:val="-4"/>
-        </w:rPr>
-        <w:t xml:space="preserve">20</w:t>
-      </w:r>
-      <w:r>
-        <w:rPr>
-          <w:rFonts w:ascii="Times New Roman" w:hAnsi="Times New Roman" w:cs="Times New Roman"/>
-          <w:sz w:val="16"/>
-          <w:szCs w:val="16"/>
-          <w:color w:val="000000"/>
-        </w:rPr>
-        <w:t xml:space="preserve">{{VT_2_DON_GIA}}</w:t>
-      </w:r>
-      <w:r>
-        <w:rPr>
-          <w:rFonts w:ascii="Times New Roman" w:hAnsi="Times New Roman" w:cs="Times New Roman"/>
-          <w:sz w:val="16"/>
-          <w:szCs w:val="16"/>
-        </w:rPr>
-        <w:t xml:space="preserve"/>
-      </w:r>
-      <w:r>
-        <w:rPr>
-          <w:rFonts w:ascii="Times New Roman" w:hAnsi="Times New Roman" w:cs="Times New Roman"/>
-          <w:sz w:val="16"/>
-          <w:szCs w:val="16"/>
-          <w:spacing w:val="-4"/>
-        </w:rPr>
-        <w:t xml:space="preserve">3</w:t>
-      </w:r>
-      <w:r>
-        <w:rPr>
-          <w:rFonts w:ascii="Times New Roman" w:hAnsi="Times New Roman" w:cs="Times New Roman"/>
-          <w:sz w:val="16"/>
-          <w:szCs w:val="16"/>
-          <w:color w:val="000000"/>
-        </w:rPr>
-        <w:t xml:space="preserve">{{VT_3_TEN}}{{VT_3_KY_MA_HIEU}}</w:t>
-      </w:r>
-    </w:p>
-    <w:p>
-      <w:pPr>
-        <w:jc w:val="center"/>
-      </w:pPr>
-      <w:r>
-        <w:rPr>
-          <w:rFonts w:ascii="Times New Roman" w:hAnsi="Times New Roman" w:cs="Times New Roman"/>
-          <w:sz w:val="16"/>
-          <w:szCs w:val="16"/>
-          <w:color w:val="000000"/>
-        </w:rPr>
-        <w:t xml:space="preserve"/>
-      </w:r>
-    </w:p>
-    <w:p>
-      <w:pPr>
-        <w:jc w:val="center"/>
-      </w:pPr>
-      <w:r>
-        <w:rPr>
-          <w:rFonts w:ascii="Times New Roman" w:hAnsi="Times New Roman" w:cs="Times New Roman"/>
-          <w:sz w:val="16"/>
-          <w:szCs w:val="16"/>
-          <w:color w:val="000000"/>
-        </w:rPr>
-        <w:t xml:space="preserve">{{VT_3_NHAN_HIEU}}{{NAM_SX}}{{NUOC_SX}}{{HANG_SX}}{{VT_3_TCKT}}</w:t>
-      </w:r>
-      <w:r>
-        <w:rPr>
-          <w:rFonts w:ascii="Times New Roman" w:hAnsi="Times New Roman" w:cs="Times New Roman"/>
-          <w:sz w:val="16"/>
-          <w:szCs w:val="16"/>
-        </w:rPr>
-        <w:t xml:space="preserve">Cái</w:t>
-      </w:r>
-      <w:r>
-        <w:rPr>
-          <w:rFonts w:ascii="Times New Roman" w:hAnsi="Times New Roman" w:cs="Times New Roman"/>
-          <w:sz w:val="16"/>
-          <w:szCs w:val="16"/>
-          <w:spacing w:val="-4"/>
-        </w:rPr>
-        <w:t xml:space="preserve">5</w:t>
-      </w:r>
-      <w:r>
-        <w:rPr>
-          <w:rFonts w:ascii="Times New Roman" w:hAnsi="Times New Roman" w:cs="Times New Roman"/>
-          <w:sz w:val="16"/>
-          <w:szCs w:val="16"/>
-          <w:color w:val="000000"/>
-        </w:rPr>
-        <w:t xml:space="preserve">{{VT_3_DON_GIA}}</w:t>
-      </w:r>
-      <w:r>
-        <w:rPr>
-          <w:rFonts w:ascii="Times New Roman" w:hAnsi="Times New Roman" w:cs="Times New Roman"/>
-          <w:sz w:val="16"/>
-          <w:szCs w:val="16"/>
-        </w:rPr>
-        <w:t xml:space="preserve"/>
-      </w:r>
-      <w:r>
-        <w:rPr>
-          <w:rFonts w:ascii="Times New Roman" w:hAnsi="Times New Roman" w:cs="Times New Roman"/>
-          <w:sz w:val="16"/>
-          <w:szCs w:val="16"/>
-          <w:spacing w:val="-4"/>
-        </w:rPr>
-        <w:t xml:space="preserve">4</w:t>
-      </w:r>
-      <w:r>
-        <w:rPr>
-          <w:rFonts w:ascii="Times New Roman" w:hAnsi="Times New Roman" w:cs="Times New Roman"/>
-          <w:sz w:val="16"/>
-          <w:szCs w:val="16"/>
-          <w:color w:val="000000"/>
-        </w:rPr>
-        <w:t xml:space="preserve">{{VT_4_TEN}}{{VT_4_KY_MA_HIEU}}, </w:t>
-      </w:r>
-    </w:p>
-    <w:p>
-      <w:pPr>
-        <w:jc w:val="center"/>
-      </w:pPr>
-      <w:r>
-        <w:rPr>
-          <w:rFonts w:ascii="Times New Roman" w:hAnsi="Times New Roman" w:cs="Times New Roman"/>
-          <w:sz w:val="16"/>
-          <w:szCs w:val="16"/>
-          <w:color w:val="000000"/>
-        </w:rPr>
-        <w:t xml:space="preserve"/>
-      </w:r>
-    </w:p>
-    <w:p>
-      <w:pPr>
-        <w:jc w:val="center"/>
-      </w:pPr>
-      <w:r>
-        <w:rPr>
-          <w:rFonts w:ascii="Times New Roman" w:hAnsi="Times New Roman" w:cs="Times New Roman"/>
-          <w:sz w:val="16"/>
-          <w:szCs w:val="16"/>
-          <w:color w:val="000000"/>
-        </w:rPr>
-        <w:t xml:space="preserve"/>
-      </w:r>
-    </w:p>
-    <w:p>
-      <w:pPr>
-        <w:jc w:val="both"/>
-        <w:ind w:left="750"/>
-        <w:spacing w:after="120"/>
-      </w:pPr>
-      <w:r>
-        <w:rPr>
-          <w:rFonts w:ascii="Times New Roman" w:hAnsi="Times New Roman" w:cs="Times New Roman"/>
-          <w:sz w:val="16"/>
-          <w:szCs w:val="16"/>
-          <w:color w:val="000000"/>
-        </w:rPr>
-        <w:t xml:space="preserve">{{VT_4_NHAN_HIEU}}{{NAM_SX}}{{NUOC_SX}}{{HANG_SX}}{{VT_4_TCKT}}Cái</w:t>
-      </w:r>
-      <w:r>
-        <w:rPr>
-          <w:rFonts w:ascii="Times New Roman" w:hAnsi="Times New Roman" w:cs="Times New Roman"/>
-          <w:sz w:val="16"/>
-          <w:szCs w:val="16"/>
-          <w:spacing w:val="-4"/>
-        </w:rPr>
-        <w:t xml:space="preserve">262</w:t>
-      </w:r>
-      <w:r>
-        <w:rPr>
-          <w:rFonts w:ascii="Times New Roman" w:hAnsi="Times New Roman" w:cs="Times New Roman"/>
-          <w:sz w:val="16"/>
-          <w:szCs w:val="16"/>
-          <w:color w:val="000000"/>
+          <w:sz w:val="16"/>
+          <w:szCs w:val="16"/>
         </w:rPr>
         <w:t xml:space="preserve">{{VT_4_DON_GIA}}</w:t>
       </w:r>
@@ -1660,24 +1654,24 @@
       <w:r>
         <w:rPr>
           <w:rFonts w:ascii="Times New Roman" w:hAnsi="Times New Roman" w:cs="Times New Roman"/>
-          <w:sz w:val="26"/>
-          <w:szCs w:val="26"/>
-          <w:b/>
-        </w:rPr>
-        <w:t xml:space="preserve"/>
-      </w:r>
-    </w:p>
-    <w:p>
-      <w:pPr>
-        <w:jc w:val="both"/>
+          <w:b/>
+          <w:sz w:val="26"/>
+          <w:szCs w:val="26"/>
+        </w:rPr>
+        <w:t xml:space="preserve"/>
+      </w:r>
+    </w:p>
+    <w:p>
+      <w:pPr>
         <w:spacing w:before="120"/>
-      </w:pPr>
-      <w:r>
-        <w:rPr>
-          <w:rFonts w:ascii="Times New Roman" w:hAnsi="Times New Roman" w:cs="Times New Roman"/>
-          <w:sz w:val="26"/>
-          <w:szCs w:val="26"/>
-          <w:b/>
+        <w:jc w:val="both"/>
+      </w:pPr>
+      <w:r>
+        <w:rPr>
+          <w:rFonts w:ascii="Times New Roman" w:hAnsi="Times New Roman" w:cs="Times New Roman"/>
+          <w:b/>
+          <w:sz w:val="26"/>
+          <w:szCs w:val="26"/>
         </w:rPr>
         <w:t xml:space="preserve">        </w:t>
       </w:r>
@@ -1692,8 +1686,8 @@
     </w:p>
     <w:p>
       <w:pPr>
-        <w:jc w:val="both"/>
         <w:spacing w:before="40"/>
+        <w:jc w:val="both"/>
       </w:pPr>
       <w:r>
         <w:rPr>
@@ -1709,9 +1703,9 @@
       <w:r>
         <w:rPr>
           <w:rFonts w:ascii="Times New Roman" w:hAnsi="Times New Roman" w:cs="Times New Roman"/>
+          <w:b/>
           <w:sz w:val="24"/>
           <w:szCs w:val="24"/>
-          <w:b/>
         </w:rPr>
         <w:t xml:space="preserve">Nơi nhận</w:t>
       </w:r>
@@ -1723,9 +1717,6 @@
         </w:rPr>
         <w:t xml:space="preserve">:</w:t>
       </w:r>
-    </w:p>
-    <w:p>
-      <w:pPr/>
       <w:r>
         <w:rPr>
           <w:rFonts w:ascii="Times New Roman" w:hAnsi="Times New Roman" w:cs="Times New Roman"/>
@@ -1734,9 +1725,6 @@
         </w:rPr>
         <w:t xml:space="preserve">- Như trên;</w:t>
       </w:r>
-    </w:p>
-    <w:p>
-      <w:pPr/>
       <w:r>
         <w:rPr>
           <w:rFonts w:ascii="Times New Roman" w:hAnsi="Times New Roman" w:cs="Times New Roman"/>
@@ -1753,87 +1741,73 @@
         </w:rPr>
         <w:t xml:space="preserve">.</w:t>
       </w:r>
+      <w:r>
+        <w:rPr>
+          <w:rFonts w:ascii="Times New Roman" w:hAnsi="Times New Roman" w:cs="Times New Roman"/>
+          <w:sz w:val="26"/>
+          <w:szCs w:val="26"/>
+        </w:rPr>
+        <w:t xml:space="preserve"/>
+      </w:r>
+      <w:r>
+        <w:rPr>
+          <w:rFonts w:ascii="Times New Roman" w:hAnsi="Times New Roman" w:cs="Times New Roman"/>
+          <w:b/>
+          <w:spacing w:val="-14"/>
+          <w:sz w:val="26"/>
+          <w:szCs w:val="26"/>
+        </w:rPr>
+        <w:t xml:space="preserve">TỔ TRƯỞNG TỔ CHUYÊN GIA</w:t>
+      </w:r>
+    </w:p>
+    <w:p>
+      <w:pPr>
+        <w:jc w:val="center"/>
+      </w:pPr>
+      <w:r>
+        <w:rPr>
+          <w:rFonts w:ascii="Times New Roman" w:hAnsi="Times New Roman" w:cs="Times New Roman"/>
+          <w:b/>
+          <w:spacing w:val="-14"/>
+          <w:sz w:val="26"/>
+          <w:szCs w:val="26"/>
+        </w:rPr>
+        <w:t xml:space="preserve"/>
+      </w:r>
+    </w:p>
+    <w:p>
+      <w:pPr>
+        <w:jc w:val="center"/>
+      </w:pPr>
+      <w:r>
+        <w:rPr>
+          <w:rFonts w:ascii="Times New Roman" w:hAnsi="Times New Roman" w:cs="Times New Roman"/>
+          <w:b/>
+          <w:spacing w:val="-14"/>
+          <w:sz w:val="26"/>
+          <w:szCs w:val="26"/>
+        </w:rPr>
+        <w:t xml:space="preserve"/>
+      </w:r>
     </w:p>
     <w:p>
       <w:pPr/>
       <w:r>
         <w:rPr>
           <w:rFonts w:ascii="Times New Roman" w:hAnsi="Times New Roman" w:cs="Times New Roman"/>
-          <w:sz w:val="26"/>
-          <w:szCs w:val="26"/>
-        </w:rPr>
-        <w:t xml:space="preserve"/>
-      </w:r>
-    </w:p>
-    <w:p>
-      <w:pPr>
-        <w:jc w:val="center"/>
-      </w:pPr>
-      <w:r>
-        <w:rPr>
-          <w:rFonts w:ascii="Times New Roman" w:hAnsi="Times New Roman" w:cs="Times New Roman"/>
-          <w:sz w:val="26"/>
-          <w:szCs w:val="26"/>
           <w:b/>
           <w:spacing w:val="-14"/>
-        </w:rPr>
-        <w:t xml:space="preserve">TỔ TRƯỞNG TỔ CHUYÊN GIA</w:t>
-      </w:r>
-    </w:p>
-    <w:p>
-      <w:pPr>
-        <w:jc w:val="center"/>
-      </w:pPr>
-      <w:r>
-        <w:rPr>
-          <w:rFonts w:ascii="Times New Roman" w:hAnsi="Times New Roman" w:cs="Times New Roman"/>
-          <w:sz w:val="26"/>
-          <w:szCs w:val="26"/>
-          <w:b/>
-          <w:spacing w:val="-14"/>
-        </w:rPr>
-        <w:t xml:space="preserve"/>
-      </w:r>
-    </w:p>
-    <w:p>
-      <w:pPr>
-        <w:jc w:val="center"/>
-      </w:pPr>
-      <w:r>
-        <w:rPr>
-          <w:rFonts w:ascii="Times New Roman" w:hAnsi="Times New Roman" w:cs="Times New Roman"/>
-          <w:sz w:val="26"/>
-          <w:szCs w:val="26"/>
-          <w:b/>
-          <w:spacing w:val="-14"/>
-        </w:rPr>
-        <w:t xml:space="preserve"/>
-      </w:r>
-    </w:p>
-    <w:p>
-      <w:pPr/>
-      <w:r>
-        <w:rPr>
-          <w:rFonts w:ascii="Times New Roman" w:hAnsi="Times New Roman" w:cs="Times New Roman"/>
-          <w:sz w:val="26"/>
-          <w:szCs w:val="26"/>
-          <w:b/>
-          <w:spacing w:val="-14"/>
-        </w:rPr>
-        <w:t xml:space="preserve"/>
-      </w:r>
-    </w:p>
-    <w:p>
-      <w:pPr>
-        <w:jc w:val="center"/>
-        <w:spacing w:before="240"/>
-      </w:pPr>
-      <w:r>
-        <w:rPr>
-          <w:rFonts w:ascii="Times New Roman" w:hAnsi="Times New Roman" w:cs="Times New Roman"/>
-          <w:sz w:val="26"/>
-          <w:szCs w:val="26"/>
-          <w:b/>
+          <w:sz w:val="26"/>
+          <w:szCs w:val="26"/>
+        </w:rPr>
+        <w:t xml:space="preserve"/>
+      </w:r>
+      <w:r>
+        <w:rPr>
+          <w:rFonts w:ascii="Times New Roman" w:hAnsi="Times New Roman" w:cs="Times New Roman"/>
+          <w:b/>
+          <w:sz w:val="26"/>
+          <w:szCs w:val="26"/>
         </w:rPr>
         <w:t xml:space="preserve">{{TO_TRUONG_TCG_KY}}</w:t>
       </w:r>
@@ -1871,9 +1845,6 @@
         </w:rPr>
         <w:t xml:space="preserve"/>
       </w:r>
-    </w:p>
-    <w:p>
-      <w:pPr/>
       <w:r>
         <w:rPr>
           <w:rFonts w:ascii="Times" w:hAnsi="Times" w:cs="Times"/>
@@ -1882,9 +1853,6 @@
         </w:rPr>
         <w:t xml:space="preserve"/>
       </w:r>
-    </w:p>
-    <w:p>
-      <w:pPr/>
       <w:r>
         <w:rPr>
           <w:rFonts w:ascii="Times" w:hAnsi="Times" w:cs="Times"/>
@@ -1893,9 +1861,6 @@
         </w:rPr>
         <w:t xml:space="preserve"/>
       </w:r>
-    </w:p>
-    <w:p>
-      <w:pPr/>
       <w:r>
         <w:rPr>
           <w:rFonts w:ascii="Times" w:hAnsi="Times" w:cs="Times"/>
@@ -1904,9 +1869,6 @@
         </w:rPr>
         <w:t xml:space="preserve"/>
       </w:r>
-    </w:p>
-    <w:p>
-      <w:pPr/>
       <w:r>
         <w:rPr>
           <w:rFonts w:ascii="Times" w:hAnsi="Times" w:cs="Times"/>
@@ -1915,9 +1877,6 @@
         </w:rPr>
         <w:t xml:space="preserve"/>
       </w:r>
-    </w:p>
-    <w:p>
-      <w:pPr/>
       <w:r>
         <w:rPr>
           <w:rFonts w:ascii="Times" w:hAnsi="Times" w:cs="Times"/>
@@ -1926,9 +1885,6 @@
         </w:rPr>
         <w:t xml:space="preserve"/>
       </w:r>
-    </w:p>
-    <w:p>
-      <w:pPr/>
       <w:r>
         <w:rPr>
           <w:rFonts w:ascii="Times" w:hAnsi="Times" w:cs="Times"/>
@@ -1937,9 +1893,6 @@
         </w:rPr>
         <w:t xml:space="preserve"/>
       </w:r>
-    </w:p>
-    <w:p>
-      <w:pPr/>
       <w:r>
         <w:rPr>
           <w:rFonts w:ascii="Times" w:hAnsi="Times" w:cs="Times"/>
@@ -1948,9 +1901,6 @@
         </w:rPr>
         <w:t xml:space="preserve"/>
       </w:r>
-    </w:p>
-    <w:p>
-      <w:pPr/>
       <w:r>
         <w:rPr>
           <w:rFonts w:ascii="Times New Roman" w:hAnsi="Times New Roman" w:cs="Times New Roman"/>
@@ -1959,11 +1909,6 @@
         </w:rPr>
         <w:t xml:space="preserve">PAGE  </w:t>
       </w:r>
-    </w:p>
-    <w:p>
-      <w:pPr>
-        <w:ind w:right="360"/>
-      </w:pPr>
       <w:r>
         <w:rPr>
           <w:rFonts w:ascii="Times" w:hAnsi="Times" w:cs="Times"/>
@@ -1983,11 +1928,6 @@
         </w:rPr>
         <w:t xml:space="preserve"/>
       </w:r>
-    </w:p>
-    <w:p>
-      <w:pPr>
-        <w:jc w:val="center"/>
-      </w:pPr>
       <w:r>
         <w:rPr>
           <w:rFonts w:ascii="Times New Roman" w:hAnsi="Times New Roman" w:cs="Times New Roman"/>
@@ -2020,9 +1960,6 @@
         </w:rPr>
         <w:t xml:space="preserve"/>
       </w:r>
-    </w:p>
-    <w:p>
-      <w:pPr/>
       <w:r>
         <w:rPr>
           <w:rFonts w:ascii="Times" w:hAnsi="Times" w:cs="Times"/>
@@ -2031,11 +1968,6 @@
         </w:rPr>
         <w:t xml:space="preserve"/>
       </w:r>
-    </w:p>
-    <w:p>
-      <w:pPr>
-        <w:spacing w:before="80" w:after="80"/>
-      </w:pPr>
       <w:r>
         <w:rPr>
           <w:rFonts w:ascii="Times New Roman" w:hAnsi="Times New Roman" w:cs="Times New Roman"/>

--- a/skills/phong-vattu/assets/to-trinh-kqlcnt-vattu.docx
+++ b/skills/phong-vattu/assets/to-trinh-kqlcnt-vattu.docx
@@ -1,5 +1,41 @@
 
-<file path=word/document.xml><?xml version="1.0" encoding="utf-8"?>
+<file path=./[Content_Types].xml><?xml version="1.0" encoding="utf-8"?>
+<Types xmlns="http://schemas.openxmlformats.org/package/2006/content-types">
+  <Default Extension="rels" ContentType="application/vnd.openxmlformats-package.relationships+xml"/>
+  <Default Extension="xml" ContentType="application/xml"/>
+  <Override PartName="/word/document.xml" ContentType="application/vnd.openxmlformats-officedocument.wordprocessingml.document.main+xml"/>
+  <Override PartName="/word/theme/theme1.xml" ContentType="application/vnd.openxmlformats-officedocument.theme+xml"/>
+  <Override PartName="/docProps/core.xml" ContentType="application/vnd.openxmlformats-package.core-properties+xml"/>
+  <Override PartName="/docProps/app.xml" ContentType="application/vnd.openxmlformats-officedocument.extended-properties+xml"/>
+</Types>
+</file>
+
+<file path=./docProps/app.xml><?xml version="1.0" encoding="utf-8"?>
+<Properties xmlns="http://schemas.openxmlformats.org/officeDocument/2006/extended-properties" xmlns:vt="http://schemas.openxmlformats.org/officeDocument/2006/docPropsVTypes">
+  <Company>TONG CUC THUE</Company>
+</Properties>
+</file>
+
+<file path=./docProps/core.xml><?xml version="1.0" encoding="utf-8"?>
+<cp:coreProperties xmlns:cp="http://schemas.openxmlformats.org/package/2006/metadata/core-properties" xmlns:dc="http://purl.org/dc/elements/1.1/" xmlns:dcterms="http://purl.org/dc/terms/" xmlns:dcmitype="http://purl.org/dc/dcmitype/" xmlns:xsi="http://www.w3.org/2001/XMLSchema-instance">
+  <dc:title>ñy ban nh©n d©n</dc:title>
+  <dc:subject/>
+  <dc:creator>hbc</dc:creator>
+  <cp:keywords/>
+  <dc:description/>
+  <cp:lastModifiedBy>MY</cp:lastModifiedBy>
+  <dcterms:created>2025-04-11T14:44:00Z</dcterms:created>
+  <dcterms:modified>2025-04-11T14:44:00Z</dcterms:modified>
+</cp:coreProperties>
+</file>
+
+<file path=./docProps/meta.xml><?xml version="1.0" encoding="utf-8"?>
+<meta xmlns="http://schemas.apple.com/cocoa/2006/metadata">
+  <generator>CocoaOOXMLWriter/2757.5</generator>
+</meta>
+</file>
+
+<file path=./word/document.xml><?xml version="1.0" encoding="utf-8"?>
 <w:document xmlns:w="http://schemas.openxmlformats.org/wordprocessingml/2006/main">
   <w:body>
     <w:p>
@@ -1985,7 +2021,7 @@
 </w:document>
 </file>
 
-<file path=word/theme/theme1.xml><?xml version="1.0" encoding="utf-8"?>
+<file path=./word/theme/theme1.xml><?xml version="1.0" encoding="utf-8"?>
 <a:theme xmlns:a="http://schemas.openxmlformats.org/drawingml/2006/main" name="Default Theme">
   <a:themeElements>
     <a:clrScheme name="Default">
